--- a/Examples/GroupDocs.Assembly.Examples.Java/Data/Output/Word Reports/Barcode_report.docx
+++ b/Examples/GroupDocs.Assembly.Examples.Java/Data/Output/Word Reports/Barcode_report.docx
@@ -1,7 +1,7 @@
 
 <file path=word/document.xml><?xml version="1.0" encoding="utf-8"?>
-<w:document xmlns:wpc="http://schemas.microsoft.com/office/word/2010/wordprocessingCanvas" xmlns:mc="http://schemas.openxmlformats.org/markup-compatibility/2006" xmlns:o="urn:schemas-microsoft-com:office:office" xmlns:r="http://schemas.openxmlformats.org/officeDocument/2006/relationships" xmlns:m="http://schemas.openxmlformats.org/officeDocument/2006/math" xmlns:v="urn:schemas-microsoft-com:vml" xmlns:wp14="http://schemas.microsoft.com/office/word/2010/wordprocessingDrawing" xmlns:wp="http://schemas.openxmlformats.org/drawingml/2006/wordprocessingDrawing" xmlns:w10="urn:schemas-microsoft-com:office:word" xmlns:w="http://schemas.openxmlformats.org/wordprocessingml/2006/main" xmlns:w14="http://schemas.microsoft.com/office/word/2010/wordml" xmlns:w15="http://schemas.microsoft.com/office/word/2012/wordml" xmlns:wne="http://schemas.microsoft.com/office/word/2006/wordml" xmlns:wpg="http://schemas.microsoft.com/office/word/2010/wordprocessingGroup" xmlns:wpi="http://schemas.microsoft.com/office/word/2010/wordprocessingInk" xmlns:wps="http://schemas.microsoft.com/office/word/2010/wordprocessingShape" mc:Ignorable="w14 w15 wp14">
-  <!-- Generated by Aspose.Words for Java 17.2.0.0 -->
+<w:document xmlns:wpc="http://schemas.microsoft.com/office/word/2010/wordprocessingCanvas" xmlns:cx="http://schemas.microsoft.com/office/drawing/2014/chartex" xmlns:cx1="http://schemas.microsoft.com/office/drawing/2015/9/8/chartex" xmlns:cx2="http://schemas.microsoft.com/office/drawing/2015/10/21/chartex" xmlns:cx3="http://schemas.microsoft.com/office/drawing/2016/5/9/chartex" xmlns:cx4="http://schemas.microsoft.com/office/drawing/2016/5/10/chartex" xmlns:cx5="http://schemas.microsoft.com/office/drawing/2016/5/11/chartex" xmlns:mc="http://schemas.openxmlformats.org/markup-compatibility/2006" xmlns:o="urn:schemas-microsoft-com:office:office" xmlns:r="http://schemas.openxmlformats.org/officeDocument/2006/relationships" xmlns:m="http://schemas.openxmlformats.org/officeDocument/2006/math" xmlns:v="urn:schemas-microsoft-com:vml" xmlns:wp14="http://schemas.microsoft.com/office/word/2010/wordprocessingDrawing" xmlns:wp="http://schemas.openxmlformats.org/drawingml/2006/wordprocessingDrawing" xmlns:w10="urn:schemas-microsoft-com:office:word" xmlns:w="http://schemas.openxmlformats.org/wordprocessingml/2006/main" xmlns:w14="http://schemas.microsoft.com/office/word/2010/wordml" xmlns:w15="http://schemas.microsoft.com/office/word/2012/wordml" xmlns:wne="http://schemas.microsoft.com/office/word/2006/wordml" xmlns:wpg="http://schemas.microsoft.com/office/word/2010/wordprocessingGroup" xmlns:wpi="http://schemas.microsoft.com/office/word/2010/wordprocessingInk" xmlns:wps="http://schemas.microsoft.com/office/word/2010/wordprocessingShape" mc:Ignorable="w14 w15 wp14">
+  <!-- Generated by Aspose.Words for Java 26.3.0 -->
   <w:body>
     <w:p>
       <w:r>
@@ -73,7 +73,7 @@
                           </w:p>
                         </w:txbxContent>
                       </wps:txbx>
-                      <wps:bodyPr rot="0" spcFirstLastPara="0" vertOverflow="overflow" horzOverflow="overflow" vert="horz" wrap="square" numCol="1" spcCol="0" rtlCol="0" fromWordArt="0" anchor="t" anchorCtr="0" forceAA="0" compatLnSpc="1">
+                      <wps:bodyPr rot="0" spcFirstLastPara="0" vertOverflow="overflow" horzOverflow="overflow" vert="horz" wrap="square" lIns="91440" tIns="45720" rIns="91440" bIns="45720" numCol="1" spcCol="0" rtlCol="0" fromWordArt="0" anchor="t" anchorCtr="0" forceAA="0" compatLnSpc="1">
                         <a:prstTxWarp prst="textNoShape">
                           <a:avLst/>
                         </a:prstTxWarp>
@@ -90,9 +90,8 @@
                 <v:stroke joinstyle="miter"/>
                 <v:path gradientshapeok="t" o:connecttype="rect"/>
               </v:shapetype>
-              <v:shape id="Text Box 1" o:spid="_x0000_s1025" type="#_x0000_t202" style="width:249.78pt;height:114.02pt;margin-top:22.8pt;margin-left:49.2pt;mso-wrap-distance-bottom:0;mso-wrap-distance-left:9pt;mso-wrap-distance-right:9pt;mso-wrap-distance-top:0;position:absolute;v-text-anchor:top;z-index:251658240" fillcolor="black" stroked="f" strokeweight="0.5pt">
-                <v:fill r:id="rId4" o:title=""/>
-                <v:imagedata r:id="rId4" o:title=""/>
+              <v:shape id="Text Box 1" o:spid="_x0000_s1025" type="#_x0000_t202" style="width:249.78pt;height:114.02pt;margin-top:22.8pt;margin-left:49.2pt;mso-wrap-distance-bottom:0;mso-wrap-distance-left:9pt;mso-wrap-distance-right:9pt;mso-wrap-distance-top:0;position:absolute;v-text-anchor:top;z-index:251658240" stroked="f" strokeweight="0.5pt">
+                <v:fill r:id="rId4" o:title="" recolor="t" rotate="t" type="frame"/>
                 <v:textbox>
                   <w:txbxContent>
                     <w:p>
@@ -217,6 +216,7 @@
     <w:lsdException w:name="Date" w:semiHidden="1" w:unhideWhenUsed="1"/>
     <w:lsdException w:name="Body Text First Indent" w:semiHidden="1" w:unhideWhenUsed="1"/>
     <w:lsdException w:name="Body Text First Indent 2" w:semiHidden="1" w:unhideWhenUsed="1"/>
+    <w:lsdException w:name="Note Heading" w:semiHidden="1" w:unhideWhenUsed="1"/>
     <w:lsdException w:name="Body Text 2" w:semiHidden="1" w:unhideWhenUsed="1"/>
     <w:lsdException w:name="Body Text 3" w:semiHidden="1" w:unhideWhenUsed="1"/>
     <w:lsdException w:name="Body Text Indent 2" w:semiHidden="1" w:unhideWhenUsed="1"/>
@@ -404,6 +404,12 @@
     <w:lsdException w:name="Book Title" w:uiPriority="33" w:qFormat="1"/>
     <w:lsdException w:name="Bibliography" w:semiHidden="1" w:uiPriority="37" w:unhideWhenUsed="1"/>
     <w:lsdException w:name="TOC Heading" w:semiHidden="1" w:uiPriority="39" w:unhideWhenUsed="1" w:qFormat="1"/>
+    <w:lsdException w:name="Plain Table 1" w:uiPriority="41"/>
+    <w:lsdException w:name="Plain Table 2" w:uiPriority="42"/>
+    <w:lsdException w:name="Plain Table 3" w:uiPriority="43"/>
+    <w:lsdException w:name="Plain Table 4" w:uiPriority="44"/>
+    <w:lsdException w:name="Plain Table 5" w:uiPriority="45"/>
+    <w:lsdException w:name="Grid Table Light" w:uiPriority="40"/>
     <w:lsdException w:name="Grid Table 1 Light" w:uiPriority="46"/>
     <w:lsdException w:name="Grid Table 2" w:uiPriority="47"/>
     <w:lsdException w:name="Grid Table 3" w:uiPriority="48"/>
